--- a/3. 수행일지/8주차_수행일지_현대이지웰_최종프로젝트.docx
+++ b/3. 수행일지/8주차_수행일지_현대이지웰_최종프로젝트.docx
@@ -14,7 +14,6 @@
           <w:szCs w:val="34"/>
         </w:rPr>
       </w:pPr>
-      <w:proofErr w:type="gramStart"/>
       <w:r>
         <w:rPr>
           <w:rFonts w:ascii="맑은 고딕" w:eastAsia="맑은 고딕" w:hAnsi="맑은 고딕" w:cs="맑은 고딕"/>
@@ -42,7 +41,6 @@
         </w:rPr>
         <w:t>1</w:t>
       </w:r>
-      <w:proofErr w:type="gramEnd"/>
       <w:r>
         <w:rPr>
           <w:rFonts w:ascii="맑은 고딕" w:eastAsia="맑은 고딕" w:hAnsi="맑은 고딕" w:cs="맑은 고딕"/>
@@ -68,27 +66,7 @@
           <w:sz w:val="34"/>
           <w:szCs w:val="34"/>
         </w:rPr>
-        <w:t xml:space="preserve">주차 프로젝트 수행 </w:t>
-      </w:r>
-      <w:proofErr w:type="gramStart"/>
-      <w:r>
-        <w:rPr>
-          <w:rFonts w:ascii="맑은 고딕" w:eastAsia="맑은 고딕" w:hAnsi="맑은 고딕" w:cs="맑은 고딕"/>
-          <w:b/>
-          <w:sz w:val="34"/>
-          <w:szCs w:val="34"/>
-        </w:rPr>
-        <w:t>일지 ]</w:t>
-      </w:r>
-      <w:proofErr w:type="gramEnd"/>
-      <w:r>
-        <w:rPr>
-          <w:rFonts w:ascii="맑은 고딕" w:eastAsia="맑은 고딕" w:hAnsi="맑은 고딕" w:cs="맑은 고딕"/>
-          <w:b/>
-          <w:sz w:val="34"/>
-          <w:szCs w:val="34"/>
-        </w:rPr>
-        <w:t xml:space="preserve"> </w:t>
+        <w:t xml:space="preserve">주차 프로젝트 수행 일지 ] </w:t>
       </w:r>
     </w:p>
     <w:p>
@@ -284,7 +262,6 @@
               </w:rPr>
             </w:pPr>
             <w:proofErr w:type="spellStart"/>
-            <w:proofErr w:type="gramStart"/>
             <w:r>
               <w:rPr>
                 <w:rFonts w:hint="eastAsia"/>
@@ -294,7 +271,6 @@
               <w:t>Re:View</w:t>
             </w:r>
             <w:proofErr w:type="spellEnd"/>
-            <w:proofErr w:type="gramEnd"/>
           </w:p>
         </w:tc>
         <w:tc>
@@ -424,7 +400,6 @@
         </w:rPr>
         <w:t xml:space="preserve">※ 프로젝트 수행 일지는 </w:t>
       </w:r>
-      <w:proofErr w:type="gramStart"/>
       <w:r>
         <w:rPr>
           <w:rFonts w:ascii="맑은 고딕" w:eastAsia="맑은 고딕" w:hAnsi="맑은 고딕" w:cs="맑은 고딕"/>
@@ -432,17 +407,7 @@
           <w:szCs w:val="16"/>
           <w:u w:val="single"/>
         </w:rPr>
-        <w:t>매 주</w:t>
-      </w:r>
-      <w:proofErr w:type="gramEnd"/>
-      <w:r>
-        <w:rPr>
-          <w:rFonts w:ascii="맑은 고딕" w:eastAsia="맑은 고딕" w:hAnsi="맑은 고딕" w:cs="맑은 고딕"/>
-          <w:sz w:val="16"/>
-          <w:szCs w:val="16"/>
-          <w:u w:val="single"/>
-        </w:rPr>
-        <w:t xml:space="preserve"> 금요일</w:t>
+        <w:t>매 주 금요일</w:t>
       </w:r>
       <w:r>
         <w:rPr>
@@ -704,7 +669,7 @@
               <w:spacing w:before="240" w:after="240"/>
               <w:ind w:leftChars="100" w:left="220"/>
               <w:rPr>
-                <w:rFonts w:ascii="맑은 고딕" w:eastAsia="맑은 고딕" w:hAnsi="맑은 고딕" w:cs="맑은 고딕" w:hint="eastAsia"/>
+                <w:rFonts w:ascii="맑은 고딕" w:eastAsia="맑은 고딕" w:hAnsi="맑은 고딕" w:cs="맑은 고딕"/>
                 <w:b/>
                 <w:bCs/>
               </w:rPr>
@@ -811,7 +776,7 @@
               <w:spacing w:before="240" w:after="240"/>
               <w:ind w:leftChars="100" w:left="220"/>
               <w:rPr>
-                <w:rFonts w:ascii="맑은 고딕" w:eastAsia="맑은 고딕" w:hAnsi="맑은 고딕" w:cs="맑은 고딕" w:hint="eastAsia"/>
+                <w:rFonts w:ascii="맑은 고딕" w:eastAsia="맑은 고딕" w:hAnsi="맑은 고딕" w:cs="맑은 고딕"/>
                 <w:b/>
                 <w:bCs/>
               </w:rPr>
@@ -875,7 +840,7 @@
                 <w:b/>
                 <w:bCs/>
               </w:rPr>
-              <w:t>minIO</w:t>
+              <w:t>minIO와</w:t>
             </w:r>
             <w:proofErr w:type="spellEnd"/>
             <w:r>
@@ -884,7 +849,7 @@
                 <w:b/>
                 <w:bCs/>
               </w:rPr>
-              <w:t>와 연결되는 부분 수정. 배포용 코드 수정 중</w:t>
+              <w:t xml:space="preserve"> 연결되는 부분 수정. 배포용 코드 수정 중</w:t>
             </w:r>
           </w:p>
           <w:p>
@@ -892,7 +857,7 @@
               <w:spacing w:before="240" w:after="240"/>
               <w:ind w:leftChars="100" w:left="220"/>
               <w:rPr>
-                <w:rFonts w:ascii="맑은 고딕" w:eastAsia="맑은 고딕" w:hAnsi="맑은 고딕" w:cs="맑은 고딕" w:hint="eastAsia"/>
+                <w:rFonts w:ascii="맑은 고딕" w:eastAsia="맑은 고딕" w:hAnsi="맑은 고딕" w:cs="맑은 고딕"/>
                 <w:b/>
                 <w:bCs/>
               </w:rPr>
@@ -933,7 +898,7 @@
               <w:spacing w:before="240" w:after="240"/>
               <w:ind w:leftChars="100" w:left="220"/>
               <w:rPr>
-                <w:rFonts w:ascii="맑은 고딕" w:eastAsia="맑은 고딕" w:hAnsi="맑은 고딕" w:cs="맑은 고딕" w:hint="eastAsia"/>
+                <w:rFonts w:ascii="맑은 고딕" w:eastAsia="맑은 고딕" w:hAnsi="맑은 고딕" w:cs="맑은 고딕"/>
                 <w:b/>
               </w:rPr>
             </w:pPr>
@@ -998,7 +963,7 @@
               <w:spacing w:before="240" w:after="240"/>
               <w:ind w:leftChars="100" w:left="220"/>
               <w:rPr>
-                <w:rFonts w:ascii="맑은 고딕" w:eastAsia="맑은 고딕" w:hAnsi="맑은 고딕" w:cs="맑은 고딕" w:hint="eastAsia"/>
+                <w:rFonts w:ascii="맑은 고딕" w:eastAsia="맑은 고딕" w:hAnsi="맑은 고딕" w:cs="맑은 고딕"/>
                 <w:b/>
                 <w:bCs/>
               </w:rPr>
@@ -1156,13 +1121,20 @@
               </w:rPr>
               <w:t xml:space="preserve"> </w:t>
             </w:r>
+            <w:r>
+              <w:rPr>
+                <w:rFonts w:ascii="맑은 고딕" w:eastAsia="맑은 고딕" w:hAnsi="맑은 고딕" w:cs="맑은 고딕"/>
+                <w:b/>
+              </w:rPr>
+              <w:t xml:space="preserve">메인 페이지 </w:t>
+            </w:r>
             <w:proofErr w:type="spellStart"/>
             <w:r>
               <w:rPr>
-                <w:rFonts w:ascii="맑은 고딕" w:eastAsia="맑은 고딕" w:hAnsi="맑은 고딕" w:cs="맑은 고딕" w:hint="eastAsia"/>
-                <w:b/>
-              </w:rPr>
-              <w:t>api연결</w:t>
+                <w:rFonts w:ascii="맑은 고딕" w:eastAsia="맑은 고딕" w:hAnsi="맑은 고딕" w:cs="맑은 고딕"/>
+                <w:b/>
+              </w:rPr>
+              <w:t>바우만</w:t>
             </w:r>
             <w:proofErr w:type="spellEnd"/>
             <w:r>
@@ -1170,14 +1142,95 @@
                 <w:rFonts w:ascii="맑은 고딕" w:eastAsia="맑은 고딕" w:hAnsi="맑은 고딕" w:cs="맑은 고딕" w:hint="eastAsia"/>
                 <w:b/>
               </w:rPr>
-              <w:t xml:space="preserve"> 및 수정</w:t>
+              <w:t xml:space="preserve"> </w:t>
+            </w:r>
+            <w:r>
+              <w:rPr>
+                <w:rFonts w:ascii="맑은 고딕" w:eastAsia="맑은 고딕" w:hAnsi="맑은 고딕" w:cs="맑은 고딕"/>
+                <w:b/>
+              </w:rPr>
+              <w:t>타입</w:t>
+            </w:r>
+            <w:r>
+              <w:rPr>
+                <w:rFonts w:ascii="맑은 고딕" w:eastAsia="맑은 고딕" w:hAnsi="맑은 고딕" w:cs="맑은 고딕" w:hint="eastAsia"/>
+                <w:b/>
+              </w:rPr>
+              <w:t xml:space="preserve"> </w:t>
+            </w:r>
+            <w:r>
+              <w:rPr>
+                <w:rFonts w:ascii="맑은 고딕" w:eastAsia="맑은 고딕" w:hAnsi="맑은 고딕" w:cs="맑은 고딕"/>
+                <w:b/>
+              </w:rPr>
+              <w:t xml:space="preserve">별 상품 추천 부분 </w:t>
+            </w:r>
+            <w:proofErr w:type="spellStart"/>
+            <w:r>
+              <w:rPr>
+                <w:rFonts w:ascii="맑은 고딕" w:eastAsia="맑은 고딕" w:hAnsi="맑은 고딕" w:cs="맑은 고딕"/>
+                <w:b/>
+              </w:rPr>
+              <w:t>api</w:t>
+            </w:r>
+            <w:proofErr w:type="spellEnd"/>
+            <w:r>
+              <w:rPr>
+                <w:rFonts w:ascii="맑은 고딕" w:eastAsia="맑은 고딕" w:hAnsi="맑은 고딕" w:cs="맑은 고딕"/>
+                <w:b/>
+              </w:rPr>
+              <w:t xml:space="preserve"> 연결 및</w:t>
+            </w:r>
+            <w:r>
+              <w:rPr>
+                <w:rFonts w:ascii="맑은 고딕" w:eastAsia="맑은 고딕" w:hAnsi="맑은 고딕" w:cs="맑은 고딕" w:hint="eastAsia"/>
+                <w:b/>
+              </w:rPr>
+              <w:t xml:space="preserve"> </w:t>
+            </w:r>
+            <w:r>
+              <w:rPr>
+                <w:rFonts w:ascii="맑은 고딕" w:eastAsia="맑은 고딕" w:hAnsi="맑은 고딕" w:cs="맑은 고딕"/>
+                <w:b/>
+              </w:rPr>
+              <w:t>전</w:t>
+            </w:r>
+            <w:r>
+              <w:rPr>
+                <w:rFonts w:ascii="맑은 고딕" w:eastAsia="맑은 고딕" w:hAnsi="맑은 고딕" w:cs="맑은 고딕" w:hint="eastAsia"/>
+                <w:b/>
+              </w:rPr>
+              <w:t>반</w:t>
+            </w:r>
+            <w:r>
+              <w:rPr>
+                <w:rFonts w:ascii="맑은 고딕" w:eastAsia="맑은 고딕" w:hAnsi="맑은 고딕" w:cs="맑은 고딕"/>
+                <w:b/>
+              </w:rPr>
+              <w:t xml:space="preserve">적인 </w:t>
+            </w:r>
+            <w:proofErr w:type="spellStart"/>
+            <w:r>
+              <w:rPr>
+                <w:rFonts w:ascii="맑은 고딕" w:eastAsia="맑은 고딕" w:hAnsi="맑은 고딕" w:cs="맑은 고딕"/>
+                <w:b/>
+              </w:rPr>
+              <w:t>ui</w:t>
+            </w:r>
+            <w:proofErr w:type="spellEnd"/>
+            <w:r>
+              <w:rPr>
+                <w:rFonts w:ascii="맑은 고딕" w:eastAsia="맑은 고딕" w:hAnsi="맑은 고딕" w:cs="맑은 고딕"/>
+                <w:b/>
+              </w:rPr>
+              <w:t xml:space="preserve"> 개선</w:t>
             </w:r>
           </w:p>
           <w:p>
             <w:pPr>
               <w:spacing w:before="240" w:after="240"/>
               <w:rPr>
-                <w:rFonts w:ascii="맑은 고딕" w:eastAsia="맑은 고딕" w:hAnsi="맑은 고딕" w:cs="맑은 고딕" w:hint="eastAsia"/>
+                <w:rFonts w:ascii="맑은 고딕" w:eastAsia="맑은 고딕" w:hAnsi="맑은 고딕" w:cs="맑은 고딕"/>
                 <w:b/>
               </w:rPr>
             </w:pPr>
@@ -1207,7 +1260,7 @@
             <w:pPr>
               <w:spacing w:before="240" w:after="240"/>
               <w:rPr>
-                <w:rFonts w:ascii="맑은 고딕" w:eastAsia="맑은 고딕" w:hAnsi="맑은 고딕" w:cs="맑은 고딕" w:hint="eastAsia"/>
+                <w:rFonts w:ascii="맑은 고딕" w:eastAsia="맑은 고딕" w:hAnsi="맑은 고딕" w:cs="맑은 고딕"/>
                 <w:b/>
               </w:rPr>
             </w:pPr>
@@ -2298,7 +2351,6 @@
   <w:style w:type="character" w:default="1" w:styleId="a0">
     <w:name w:val="Default Paragraph Font"/>
     <w:uiPriority w:val="1"/>
-    <w:semiHidden/>
     <w:unhideWhenUsed/>
   </w:style>
   <w:style w:type="table" w:default="1" w:styleId="a1">

--- a/3. 수행일지/8주차_수행일지_현대이지웰_최종프로젝트.docx
+++ b/3. 수행일지/8주차_수행일지_현대이지웰_최종프로젝트.docx
@@ -14,6 +14,7 @@
           <w:szCs w:val="34"/>
         </w:rPr>
       </w:pPr>
+      <w:proofErr w:type="gramStart"/>
       <w:r>
         <w:rPr>
           <w:rFonts w:ascii="맑은 고딕" w:eastAsia="맑은 고딕" w:hAnsi="맑은 고딕" w:cs="맑은 고딕"/>
@@ -41,6 +42,7 @@
         </w:rPr>
         <w:t>1</w:t>
       </w:r>
+      <w:proofErr w:type="gramEnd"/>
       <w:r>
         <w:rPr>
           <w:rFonts w:ascii="맑은 고딕" w:eastAsia="맑은 고딕" w:hAnsi="맑은 고딕" w:cs="맑은 고딕"/>
@@ -66,7 +68,27 @@
           <w:sz w:val="34"/>
           <w:szCs w:val="34"/>
         </w:rPr>
-        <w:t xml:space="preserve">주차 프로젝트 수행 일지 ] </w:t>
+        <w:t xml:space="preserve">주차 프로젝트 수행 </w:t>
+      </w:r>
+      <w:proofErr w:type="gramStart"/>
+      <w:r>
+        <w:rPr>
+          <w:rFonts w:ascii="맑은 고딕" w:eastAsia="맑은 고딕" w:hAnsi="맑은 고딕" w:cs="맑은 고딕"/>
+          <w:b/>
+          <w:sz w:val="34"/>
+          <w:szCs w:val="34"/>
+        </w:rPr>
+        <w:t>일지 ]</w:t>
+      </w:r>
+      <w:proofErr w:type="gramEnd"/>
+      <w:r>
+        <w:rPr>
+          <w:rFonts w:ascii="맑은 고딕" w:eastAsia="맑은 고딕" w:hAnsi="맑은 고딕" w:cs="맑은 고딕"/>
+          <w:b/>
+          <w:sz w:val="34"/>
+          <w:szCs w:val="34"/>
+        </w:rPr>
+        <w:t xml:space="preserve"> </w:t>
       </w:r>
     </w:p>
     <w:p>
@@ -262,6 +284,7 @@
               </w:rPr>
             </w:pPr>
             <w:proofErr w:type="spellStart"/>
+            <w:proofErr w:type="gramStart"/>
             <w:r>
               <w:rPr>
                 <w:rFonts w:hint="eastAsia"/>
@@ -271,6 +294,7 @@
               <w:t>Re:View</w:t>
             </w:r>
             <w:proofErr w:type="spellEnd"/>
+            <w:proofErr w:type="gramEnd"/>
           </w:p>
         </w:tc>
         <w:tc>
@@ -400,6 +424,7 @@
         </w:rPr>
         <w:t xml:space="preserve">※ 프로젝트 수행 일지는 </w:t>
       </w:r>
+      <w:proofErr w:type="gramStart"/>
       <w:r>
         <w:rPr>
           <w:rFonts w:ascii="맑은 고딕" w:eastAsia="맑은 고딕" w:hAnsi="맑은 고딕" w:cs="맑은 고딕"/>
@@ -407,7 +432,17 @@
           <w:szCs w:val="16"/>
           <w:u w:val="single"/>
         </w:rPr>
-        <w:t>매 주 금요일</w:t>
+        <w:t>매 주</w:t>
+      </w:r>
+      <w:proofErr w:type="gramEnd"/>
+      <w:r>
+        <w:rPr>
+          <w:rFonts w:ascii="맑은 고딕" w:eastAsia="맑은 고딕" w:hAnsi="맑은 고딕" w:cs="맑은 고딕"/>
+          <w:sz w:val="16"/>
+          <w:szCs w:val="16"/>
+          <w:u w:val="single"/>
+        </w:rPr>
+        <w:t xml:space="preserve"> 금요일</w:t>
       </w:r>
       <w:r>
         <w:rPr>
@@ -1478,6 +1513,38 @@
               <w:spacing w:before="240" w:after="240"/>
               <w:rPr>
                 <w:rFonts w:ascii="맑은 고딕" w:eastAsia="맑은 고딕" w:hAnsi="맑은 고딕" w:cs="맑은 고딕"/>
+                <w:b/>
+              </w:rPr>
+            </w:pPr>
+            <w:r>
+              <w:rPr>
+                <w:rFonts w:ascii="맑은 고딕" w:eastAsia="맑은 고딕" w:hAnsi="맑은 고딕" w:cs="맑은 고딕" w:hint="eastAsia"/>
+                <w:b/>
+              </w:rPr>
+              <w:t>인프라 구축에서 파일 저장소 따로 사용하시는 경우 접근 권한 설정에 유의하셔야 합니다 좋습니다</w:t>
+            </w:r>
+          </w:p>
+          <w:p>
+            <w:pPr>
+              <w:spacing w:before="240" w:after="240"/>
+              <w:rPr>
+                <w:rFonts w:ascii="맑은 고딕" w:eastAsia="맑은 고딕" w:hAnsi="맑은 고딕" w:cs="맑은 고딕"/>
+                <w:b/>
+              </w:rPr>
+            </w:pPr>
+            <w:r>
+              <w:rPr>
+                <w:rFonts w:ascii="맑은 고딕" w:eastAsia="맑은 고딕" w:hAnsi="맑은 고딕" w:cs="맑은 고딕" w:hint="eastAsia"/>
+                <w:b/>
+              </w:rPr>
+              <w:t>구성 완료 후 포트폴리오용 인프라 구조 그리실 때 네트워크 관계 잘 나타나도록 도식화를 진행하면 좋습니다</w:t>
+            </w:r>
+          </w:p>
+          <w:p>
+            <w:pPr>
+              <w:spacing w:before="240" w:after="240"/>
+              <w:rPr>
+                <w:rFonts w:ascii="맑은 고딕" w:eastAsia="맑은 고딕" w:hAnsi="맑은 고딕" w:cs="맑은 고딕" w:hint="eastAsia"/>
                 <w:b/>
               </w:rPr>
             </w:pPr>
@@ -2351,6 +2418,7 @@
   <w:style w:type="character" w:default="1" w:styleId="a0">
     <w:name w:val="Default Paragraph Font"/>
     <w:uiPriority w:val="1"/>
+    <w:semiHidden/>
     <w:unhideWhenUsed/>
   </w:style>
   <w:style w:type="table" w:default="1" w:styleId="a1">
